--- a/templ/urist3/Список кредиторов и должников.docx
+++ b/templ/urist3/Список кредиторов и должников.docx
@@ -417,7 +417,7 @@
               <w:bottom w:val="single" w:sz="4" w:space="0" w:color="auto"/>
               <w:right w:val="single" w:sz="4" w:space="0" w:color="auto"/>
             </w:tcBorders>
-            <w:vAlign w:val="bottom"/>
+            <w:vAlign w:val="center"/>
           </w:tcPr>
           <w:p>
             <w:pPr>
@@ -499,7 +499,7 @@
               <w:bottom w:val="single" w:sz="4" w:space="0" w:color="auto"/>
               <w:right w:val="single" w:sz="4" w:space="0" w:color="auto"/>
             </w:tcBorders>
-            <w:vAlign w:val="bottom"/>
+            <w:vAlign w:val="center"/>
           </w:tcPr>
           <w:p>
             <w:pPr>
@@ -578,7 +578,7 @@
               <w:bottom w:val="single" w:sz="4" w:space="0" w:color="auto"/>
               <w:right w:val="single" w:sz="4" w:space="0" w:color="auto"/>
             </w:tcBorders>
-            <w:vAlign w:val="bottom"/>
+            <w:vAlign w:val="center"/>
           </w:tcPr>
           <w:p>
             <w:pPr>
@@ -741,7 +741,7 @@
               <w:bottom w:val="single" w:sz="4" w:space="0" w:color="auto"/>
               <w:right w:val="single" w:sz="4" w:space="0" w:color="auto"/>
             </w:tcBorders>
-            <w:vAlign w:val="bottom"/>
+            <w:vAlign w:val="center"/>
           </w:tcPr>
           <w:p>
             <w:pPr>
@@ -825,7 +825,7 @@
               <w:bottom w:val="single" w:sz="4" w:space="0" w:color="auto"/>
               <w:right w:val="single" w:sz="4" w:space="0" w:color="auto"/>
             </w:tcBorders>
-            <w:vAlign w:val="bottom"/>
+            <w:vAlign w:val="center"/>
           </w:tcPr>
           <w:p>
             <w:pPr>
@@ -909,7 +909,7 @@
               <w:bottom w:val="single" w:sz="4" w:space="0" w:color="auto"/>
               <w:right w:val="single" w:sz="4" w:space="0" w:color="auto"/>
             </w:tcBorders>
-            <w:vAlign w:val="bottom"/>
+            <w:vAlign w:val="center"/>
           </w:tcPr>
           <w:p>
             <w:pPr>
@@ -996,7 +996,7 @@
               <w:bottom w:val="single" w:sz="4" w:space="0" w:color="auto"/>
               <w:right w:val="single" w:sz="4" w:space="0" w:color="auto"/>
             </w:tcBorders>
-            <w:vAlign w:val="bottom"/>
+            <w:vAlign w:val="center"/>
           </w:tcPr>
           <w:p>
             <w:pPr>
@@ -1290,7 +1290,7 @@
               <w:bottom w:val="single" w:sz="4" w:space="0" w:color="auto"/>
               <w:right w:val="single" w:sz="4" w:space="0" w:color="auto"/>
             </w:tcBorders>
-            <w:vAlign w:val="bottom"/>
+            <w:vAlign w:val="center"/>
           </w:tcPr>
           <w:p>
             <w:pPr>
@@ -1371,7 +1371,7 @@
               <w:bottom w:val="single" w:sz="4" w:space="0" w:color="auto"/>
               <w:right w:val="single" w:sz="4" w:space="0" w:color="auto"/>
             </w:tcBorders>
-            <w:vAlign w:val="bottom"/>
+            <w:vAlign w:val="center"/>
           </w:tcPr>
           <w:p>
             <w:pPr>
@@ -1452,7 +1452,7 @@
               <w:bottom w:val="single" w:sz="4" w:space="0" w:color="auto"/>
               <w:right w:val="single" w:sz="4" w:space="0" w:color="auto"/>
             </w:tcBorders>
-            <w:vAlign w:val="bottom"/>
+            <w:vAlign w:val="center"/>
           </w:tcPr>
           <w:p>
             <w:pPr>
@@ -1536,7 +1536,7 @@
               <w:bottom w:val="single" w:sz="4" w:space="0" w:color="auto"/>
               <w:right w:val="single" w:sz="4" w:space="0" w:color="auto"/>
             </w:tcBorders>
-            <w:vAlign w:val="bottom"/>
+            <w:vAlign w:val="center"/>
           </w:tcPr>
           <w:p>
             <w:pPr>
@@ -1617,7 +1617,7 @@
               <w:bottom w:val="single" w:sz="4" w:space="0" w:color="auto"/>
               <w:right w:val="single" w:sz="4" w:space="0" w:color="auto"/>
             </w:tcBorders>
-            <w:vAlign w:val="bottom"/>
+            <w:vAlign w:val="center"/>
           </w:tcPr>
           <w:p>
             <w:pPr>
@@ -1701,7 +1701,7 @@
               <w:bottom w:val="single" w:sz="4" w:space="0" w:color="auto"/>
               <w:right w:val="single" w:sz="4" w:space="0" w:color="auto"/>
             </w:tcBorders>
-            <w:vAlign w:val="bottom"/>
+            <w:vAlign w:val="center"/>
           </w:tcPr>
           <w:p>
             <w:pPr>
@@ -1782,7 +1782,7 @@
               <w:bottom w:val="single" w:sz="4" w:space="0" w:color="auto"/>
               <w:right w:val="single" w:sz="4" w:space="0" w:color="auto"/>
             </w:tcBorders>
-            <w:vAlign w:val="bottom"/>
+            <w:vAlign w:val="center"/>
           </w:tcPr>
           <w:p>
             <w:pPr>
@@ -1863,7 +1863,7 @@
               <w:bottom w:val="single" w:sz="4" w:space="0" w:color="auto"/>
               <w:right w:val="single" w:sz="4" w:space="0" w:color="auto"/>
             </w:tcBorders>
-            <w:vAlign w:val="bottom"/>
+            <w:vAlign w:val="center"/>
           </w:tcPr>
           <w:p>
             <w:pPr>
